--- a/Richiesta tirocinio interno.docx
+++ b/Richiesta tirocinio interno.docx
@@ -4,7 +4,7 @@
   <w:body>
     <w:p>
       <w:pPr>
-        <w:pStyle w:val="Header"/>
+        <w:pStyle w:val="Intestazione"/>
         <w:tabs>
           <w:tab w:val="left" w:pos="4140"/>
         </w:tabs>
@@ -139,7 +139,7 @@
     </w:p>
     <w:p>
       <w:pPr>
-        <w:pStyle w:val="Header"/>
+        <w:pStyle w:val="Intestazione"/>
         <w:tabs>
           <w:tab w:val="clear" w:pos="4819"/>
           <w:tab w:val="center" w:pos="993"/>
@@ -216,7 +216,7 @@
               </wp:anchor>
             </w:drawing>
           </mc:Choice>
-          <mc:Fallback xmlns:mo="http://schemas.microsoft.com/office/mac/office/2008/main" xmlns:mv="urn:schemas-microsoft-com:mac:vml">
+          <mc:Fallback xmlns:mv="urn:schemas-microsoft-com:mac:vml" xmlns:mo="http://schemas.microsoft.com/office/mac/office/2008/main">
             <w:pict>
               <v:line w14:anchorId="6F241CBE" id="Connettore 1 3" o:spid="_x0000_s1026" style="position:absolute;flip:y;z-index:251659264;visibility:visible;mso-wrap-style:square;mso-width-percent:0;mso-height-percent:0;mso-wrap-distance-left:9pt;mso-wrap-distance-top:0;mso-wrap-distance-right:9pt;mso-wrap-distance-bottom:0;mso-position-horizontal:absolute;mso-position-horizontal-relative:text;mso-position-vertical:absolute;mso-position-vertical-relative:text;mso-width-percent:0;mso-height-percent:0;mso-width-relative:page;mso-height-relative:page" from="-2.3pt,4.1pt" to="536.7pt,6.05pt" o:gfxdata="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" o:allowincell="f" strokeweight="3pt">
                 <v:stroke linestyle="thinThin"/>
@@ -555,19 +555,19 @@
           <w:rFonts w:cstheme="minorHAnsi"/>
         </w:rPr>
         <w:tab/>
-        <w:t>di svolgere la tesi di laurea con il relatore interno e tutor didattico ________</w:t>
-      </w:r>
-      <w:r>
-        <w:rPr>
-          <w:rFonts w:cstheme="minorHAnsi"/>
-        </w:rPr>
-        <w:t>__________</w:t>
-      </w:r>
-      <w:r>
-        <w:rPr>
-          <w:rFonts w:cstheme="minorHAnsi"/>
-        </w:rPr>
-        <w:t xml:space="preserve">_______________; </w:t>
+        <w:t xml:space="preserve">di svolgere la tesi di laurea con il relatore interno e tutor didattico </w:t>
+      </w:r>
+      <w:r>
+        <w:rPr>
+          <w:rFonts w:cstheme="minorHAnsi"/>
+        </w:rPr>
+        <w:t>Christian Catalano</w:t>
+      </w:r>
+      <w:r>
+        <w:rPr>
+          <w:rFonts w:cstheme="minorHAnsi"/>
+        </w:rPr>
+        <w:t xml:space="preserve">; </w:t>
       </w:r>
     </w:p>
     <w:p>
@@ -643,7 +643,7 @@
     </w:p>
     <w:p>
       <w:pPr>
-        <w:pStyle w:val="ListParagraph"/>
+        <w:pStyle w:val="Paragrafoelenco"/>
         <w:numPr>
           <w:ilvl w:val="0"/>
           <w:numId w:val="10"/>
@@ -665,40 +665,60 @@
         </w:rPr>
         <w:t xml:space="preserve"> </w:t>
       </w:r>
-      <w:r>
-        <w:rPr>
-          <w:rFonts w:cstheme="minorHAnsi"/>
-        </w:rPr>
-        <w:t>_</w:t>
-      </w:r>
-      <w:r>
-        <w:rPr>
-          <w:rFonts w:cstheme="minorHAnsi"/>
-        </w:rPr>
-        <w:t>______________</w:t>
-      </w:r>
-      <w:r>
-        <w:rPr>
-          <w:rFonts w:cstheme="minorHAnsi"/>
-        </w:rPr>
-        <w:t>__________, email tutor didattico/relatore _____</w:t>
-      </w:r>
-      <w:r>
-        <w:rPr>
-          <w:rFonts w:cstheme="minorHAnsi"/>
-        </w:rPr>
-        <w:t>_____</w:t>
-      </w:r>
-      <w:r>
-        <w:rPr>
-          <w:rFonts w:cstheme="minorHAnsi"/>
-        </w:rPr>
-        <w:t>____________;</w:t>
-      </w:r>
-    </w:p>
-    <w:p>
-      <w:pPr>
-        <w:pStyle w:val="ListParagraph"/>
+      <w:hyperlink r:id="rId9" w:history="1">
+        <w:r>
+          <w:rPr>
+            <w:rStyle w:val="Collegamentoipertestuale"/>
+            <w:rFonts w:cstheme="minorHAnsi"/>
+          </w:rPr>
+          <w:t>n.bellomo12@studenti.uniba.it</w:t>
+        </w:r>
+      </w:hyperlink>
+      <w:r>
+        <w:rPr>
+          <w:rFonts w:cstheme="minorHAnsi"/>
+        </w:rPr>
+        <w:t>,</w:t>
+      </w:r>
+      <w:proofErr w:type="gramStart"/>
+      <w:r>
+        <w:rPr>
+          <w:rFonts w:cstheme="minorHAnsi"/>
+        </w:rPr>
+        <w:t>email</w:t>
+      </w:r>
+      <w:proofErr w:type="gramEnd"/>
+      <w:r>
+        <w:rPr>
+          <w:rFonts w:cstheme="minorHAnsi"/>
+        </w:rPr>
+        <w:t xml:space="preserve"> tutor didattico/relatore</w:t>
+      </w:r>
+      <w:r>
+        <w:rPr>
+          <w:rFonts w:cstheme="minorHAnsi"/>
+        </w:rPr>
+        <w:t xml:space="preserve"> </w:t>
+      </w:r>
+      <w:hyperlink r:id="rId10" w:history="1">
+        <w:r>
+          <w:rPr>
+            <w:rStyle w:val="Collegamentoipertestuale"/>
+            <w:rFonts w:cstheme="minorHAnsi"/>
+          </w:rPr>
+          <w:t>christian.catalano@uniba.it</w:t>
+        </w:r>
+      </w:hyperlink>
+      <w:r>
+        <w:rPr>
+          <w:rFonts w:cstheme="minorHAnsi"/>
+        </w:rPr>
+        <w:t>;</w:t>
+      </w:r>
+    </w:p>
+    <w:p>
+      <w:pPr>
+        <w:pStyle w:val="Paragrafoelenco"/>
         <w:numPr>
           <w:ilvl w:val="0"/>
           <w:numId w:val="10"/>
@@ -736,7 +756,21 @@
         <w:rPr>
           <w:rFonts w:cstheme="minorHAnsi"/>
         </w:rPr>
-        <w:t>_____, email ________</w:t>
+        <w:t xml:space="preserve">_____, </w:t>
+      </w:r>
+      <w:proofErr w:type="gramStart"/>
+      <w:r>
+        <w:rPr>
+          <w:rFonts w:cstheme="minorHAnsi"/>
+        </w:rPr>
+        <w:t>email</w:t>
+      </w:r>
+      <w:proofErr w:type="gramEnd"/>
+      <w:r>
+        <w:rPr>
+          <w:rFonts w:cstheme="minorHAnsi"/>
+        </w:rPr>
+        <w:t xml:space="preserve"> ________</w:t>
       </w:r>
       <w:r>
         <w:rPr>
@@ -753,7 +787,7 @@
     </w:p>
     <w:p>
       <w:pPr>
-        <w:pStyle w:val="ListParagraph"/>
+        <w:pStyle w:val="Paragrafoelenco"/>
         <w:numPr>
           <w:ilvl w:val="0"/>
           <w:numId w:val="10"/>
@@ -767,18 +801,36 @@
         <w:rPr>
           <w:rFonts w:cstheme="minorHAnsi"/>
         </w:rPr>
-        <w:t>Mesi tirocinio n. ___ a partire dal __/__/____ al __/__/____, per n. di ore ____ (CFU x 25)</w:t>
-      </w:r>
-      <w:r>
-        <w:rPr>
-          <w:rFonts w:cstheme="minorHAnsi"/>
-        </w:rPr>
-        <w:t>, CFU_____</w:t>
-      </w:r>
-    </w:p>
-    <w:p>
-      <w:pPr>
-        <w:pStyle w:val="ListParagraph"/>
+        <w:t xml:space="preserve">Mesi tirocinio n. ___ a partire dal __/__/____ al __/__/____, per n. di ore </w:t>
+      </w:r>
+      <w:r>
+        <w:rPr>
+          <w:rFonts w:cstheme="minorHAnsi"/>
+        </w:rPr>
+        <w:t>300</w:t>
+      </w:r>
+      <w:r>
+        <w:rPr>
+          <w:rFonts w:cstheme="minorHAnsi"/>
+        </w:rPr>
+        <w:t xml:space="preserve"> (CFU x 25)</w:t>
+      </w:r>
+      <w:r>
+        <w:rPr>
+          <w:rFonts w:cstheme="minorHAnsi"/>
+        </w:rPr>
+        <w:t>, CFU</w:t>
+      </w:r>
+      <w:r>
+        <w:rPr>
+          <w:rFonts w:cstheme="minorHAnsi"/>
+        </w:rPr>
+        <w:t xml:space="preserve"> 12</w:t>
+      </w:r>
+    </w:p>
+    <w:p>
+      <w:pPr>
+        <w:pStyle w:val="Paragrafoelenco"/>
         <w:numPr>
           <w:ilvl w:val="0"/>
           <w:numId w:val="10"/>
@@ -797,7 +849,7 @@
     </w:p>
     <w:p>
       <w:pPr>
-        <w:pStyle w:val="ListParagraph"/>
+        <w:pStyle w:val="Paragrafoelenco"/>
         <w:numPr>
           <w:ilvl w:val="0"/>
           <w:numId w:val="10"/>
@@ -816,7 +868,7 @@
     </w:p>
     <w:p>
       <w:pPr>
-        <w:pStyle w:val="ListParagraph"/>
+        <w:pStyle w:val="Paragrafoelenco"/>
         <w:numPr>
           <w:ilvl w:val="0"/>
           <w:numId w:val="10"/>
@@ -830,7 +882,19 @@
         <w:rPr>
           <w:rFonts w:cstheme="minorHAnsi"/>
         </w:rPr>
-        <w:t>Titolo provvisorio della tesi di laurea: ___</w:t>
+        <w:t xml:space="preserve">Titolo </w:t>
+      </w:r>
+      <w:r>
+        <w:rPr>
+          <w:rFonts w:cstheme="minorHAnsi"/>
+        </w:rPr>
+        <w:t>provvisorio</w:t>
+      </w:r>
+      <w:r>
+        <w:rPr>
+          <w:rFonts w:cstheme="minorHAnsi"/>
+        </w:rPr>
+        <w:t xml:space="preserve"> della tesi di laurea: ___</w:t>
       </w:r>
       <w:r>
         <w:rPr>
@@ -1119,7 +1183,7 @@
       </w:r>
     </w:p>
     <w:sectPr>
-      <w:footerReference w:type="default" r:id="rId9"/>
+      <w:footerReference w:type="default" r:id="rId11"/>
       <w:pgSz w:w="11901" w:h="16817"/>
       <w:pgMar w:top="343" w:right="567" w:bottom="567" w:left="567" w:header="284" w:footer="284" w:gutter="0"/>
       <w:cols w:space="708"/>
@@ -1152,7 +1216,7 @@
 <w:ftr xmlns:wpc="http://schemas.microsoft.com/office/word/2010/wordprocessingCanvas" xmlns:cx="http://schemas.microsoft.com/office/drawing/2014/chartex" xmlns:cx1="http://schemas.microsoft.com/office/drawing/2015/9/8/chartex" xmlns:cx2="http://schemas.microsoft.com/office/drawing/2015/10/21/chartex" xmlns:cx3="http://schemas.microsoft.com/office/drawing/2016/5/9/chartex" xmlns:cx4="http://schemas.microsoft.com/office/drawing/2016/5/10/chartex" xmlns:cx5="http://schemas.microsoft.com/office/drawing/2016/5/11/chartex" xmlns:cx6="http://schemas.microsoft.com/office/drawing/2016/5/12/chartex" xmlns:cx7="http://schemas.microsoft.com/office/drawing/2016/5/13/chartex" xmlns:cx8="http://schemas.microsoft.com/office/drawing/2016/5/14/chartex" xmlns:mc="http://schemas.openxmlformats.org/markup-compatibility/2006" xmlns:aink="http://schemas.microsoft.com/office/drawing/2016/ink" xmlns:am3d="http://schemas.microsoft.com/office/drawing/2017/model3d" xmlns:o="urn:schemas-microsoft-com:office:office" xmlns:oel="http://schemas.microsoft.com/office/2019/extlst" xmlns:r="http://schemas.openxmlformats.org/officeDocument/2006/relationships" xmlns:m="http://schemas.openxmlformats.org/officeDocument/2006/math" xmlns:v="urn:schemas-microsoft-com:vml" xmlns:wp14="http://schemas.microsoft.com/office/word/2010/wordprocessingDrawing" xmlns:wp="http://schemas.openxmlformats.org/drawingml/2006/wordprocessingDrawing" xmlns:w10="urn:schemas-microsoft-com:office:word" xmlns:w="http://schemas.openxmlformats.org/wordprocessingml/2006/main" xmlns:w14="http://schemas.microsoft.com/office/word/2010/wordml" xmlns:w15="http://schemas.microsoft.com/office/word/2012/wordml" xmlns:w16cex="http://schemas.microsoft.com/office/word/2018/wordml/cex" xmlns:w16cid="http://schemas.microsoft.com/office/word/2016/wordml/cid" xmlns:w16="http://schemas.microsoft.com/office/word/2018/wordml" xmlns:w16du="http://schemas.microsoft.com/office/word/2023/wordml/word16du" xmlns:w16sdtdh="http://schemas.microsoft.com/office/word/2020/wordml/sdtdatahash" xmlns:w16sdtfl="http://schemas.microsoft.com/office/word/2024/wordml/sdtformatlock" xmlns:w16se="http://schemas.microsoft.com/office/word/2015/wordml/symex" xmlns:wpg="http://schemas.microsoft.com/office/word/2010/wordprocessingGroup" xmlns:wpi="http://schemas.microsoft.com/office/word/2010/wordprocessingInk" xmlns:wne="http://schemas.microsoft.com/office/word/2006/wordml" xmlns:wps="http://schemas.microsoft.com/office/word/2010/wordprocessingShape" mc:Ignorable="w14 w15 w16se w16cid w16 w16cex w16sdtdh w16sdtfl w16du wp14">
   <w:p>
     <w:pPr>
-      <w:pStyle w:val="Footer"/>
+      <w:pStyle w:val="Pidipagina"/>
       <w:rPr>
         <w:sz w:val="18"/>
       </w:rPr>
@@ -1225,7 +1289,7 @@
             </wp:anchor>
           </w:drawing>
         </mc:Choice>
-        <mc:Fallback xmlns:mo="http://schemas.microsoft.com/office/mac/office/2008/main" xmlns:mv="urn:schemas-microsoft-com:mac:vml">
+        <mc:Fallback xmlns:mv="urn:schemas-microsoft-com:mac:vml" xmlns:mo="http://schemas.microsoft.com/office/mac/office/2008/main">
           <w:pict>
             <v:line w14:anchorId="22AAE026" id="Connettore 1 4" o:spid="_x0000_s1026" style="position:absolute;z-index:251659264;visibility:visible;mso-wrap-style:square;mso-width-percent:0;mso-height-percent:0;mso-wrap-distance-left:9pt;mso-wrap-distance-top:0;mso-wrap-distance-right:9pt;mso-wrap-distance-bottom:0;mso-position-horizontal:absolute;mso-position-horizontal-relative:text;mso-position-vertical:absolute;mso-position-vertical-relative:text;mso-width-percent:0;mso-height-percent:0;mso-width-relative:page;mso-height-relative:page" from="-.35pt,5.15pt" to="484.4pt,5.15pt" o:gfxdata="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" o:allowincell="f" strokeweight="3pt">
               <v:stroke linestyle="thinThin"/>
@@ -2732,15 +2796,15 @@
     <w:lsdException w:name="Unresolved Mention" w:semiHidden="1" w:unhideWhenUsed="1"/>
     <w:lsdException w:name="Smart Link" w:semiHidden="1" w:unhideWhenUsed="1"/>
   </w:latentStyles>
-  <w:style w:type="paragraph" w:default="1" w:styleId="Normal">
+  <w:style w:type="paragraph" w:default="1" w:styleId="Normale">
     <w:name w:val="Normal"/>
     <w:qFormat/>
   </w:style>
-  <w:style w:type="paragraph" w:styleId="Heading1">
+  <w:style w:type="paragraph" w:styleId="Titolo1">
     <w:name w:val="heading 1"/>
-    <w:basedOn w:val="Normal"/>
-    <w:next w:val="Normal"/>
-    <w:link w:val="Heading1Char"/>
+    <w:basedOn w:val="Normale"/>
+    <w:next w:val="Normale"/>
+    <w:link w:val="Titolo1Carattere"/>
     <w:uiPriority w:val="9"/>
     <w:qFormat/>
     <w:rsid w:val="00E02A89"/>
@@ -2757,12 +2821,12 @@
       <w:szCs w:val="32"/>
     </w:rPr>
   </w:style>
-  <w:style w:type="character" w:default="1" w:styleId="DefaultParagraphFont">
+  <w:style w:type="character" w:default="1" w:styleId="Carpredefinitoparagrafo">
     <w:name w:val="Default Paragraph Font"/>
     <w:uiPriority w:val="1"/>
     <w:unhideWhenUsed/>
   </w:style>
-  <w:style w:type="table" w:default="1" w:styleId="TableNormal">
+  <w:style w:type="table" w:default="1" w:styleId="Tabellanormale">
     <w:name w:val="Normal Table"/>
     <w:uiPriority w:val="99"/>
     <w:semiHidden/>
@@ -2777,16 +2841,16 @@
       </w:tblCellMar>
     </w:tblPr>
   </w:style>
-  <w:style w:type="numbering" w:default="1" w:styleId="NoList">
+  <w:style w:type="numbering" w:default="1" w:styleId="Nessunelenco">
     <w:name w:val="No List"/>
     <w:uiPriority w:val="99"/>
     <w:semiHidden/>
     <w:unhideWhenUsed/>
   </w:style>
-  <w:style w:type="paragraph" w:styleId="Header">
+  <w:style w:type="paragraph" w:styleId="Intestazione">
     <w:name w:val="header"/>
-    <w:basedOn w:val="Normal"/>
-    <w:link w:val="HeaderChar"/>
+    <w:basedOn w:val="Normale"/>
+    <w:link w:val="IntestazioneCarattere"/>
     <w:rsid w:val="00D9109F"/>
     <w:pPr>
       <w:tabs>
@@ -2801,10 +2865,10 @@
       <w:lang w:eastAsia="it-IT"/>
     </w:rPr>
   </w:style>
-  <w:style w:type="character" w:customStyle="1" w:styleId="HeaderChar">
-    <w:name w:val="Header Char"/>
-    <w:basedOn w:val="DefaultParagraphFont"/>
-    <w:link w:val="Header"/>
+  <w:style w:type="character" w:customStyle="1" w:styleId="IntestazioneCarattere">
+    <w:name w:val="Intestazione Carattere"/>
+    <w:basedOn w:val="Carpredefinitoparagrafo"/>
+    <w:link w:val="Intestazione"/>
     <w:rsid w:val="00D9109F"/>
     <w:rPr>
       <w:rFonts w:ascii="Times New Roman" w:eastAsia="Times New Roman" w:hAnsi="Times New Roman" w:cs="Times New Roman"/>
@@ -2812,9 +2876,9 @@
       <w:lang w:eastAsia="it-IT"/>
     </w:rPr>
   </w:style>
-  <w:style w:type="paragraph" w:styleId="ListParagraph">
+  <w:style w:type="paragraph" w:styleId="Paragrafoelenco">
     <w:name w:val="List Paragraph"/>
-    <w:basedOn w:val="Normal"/>
+    <w:basedOn w:val="Normale"/>
     <w:uiPriority w:val="34"/>
     <w:qFormat/>
     <w:rsid w:val="00D9109F"/>
@@ -2823,10 +2887,10 @@
       <w:contextualSpacing/>
     </w:pPr>
   </w:style>
-  <w:style w:type="paragraph" w:styleId="Footer">
+  <w:style w:type="paragraph" w:styleId="Pidipagina">
     <w:name w:val="footer"/>
-    <w:basedOn w:val="Normal"/>
-    <w:link w:val="FooterChar"/>
+    <w:basedOn w:val="Normale"/>
+    <w:link w:val="PidipaginaCarattere"/>
     <w:unhideWhenUsed/>
     <w:rsid w:val="00647E36"/>
     <w:pPr>
@@ -2836,16 +2900,16 @@
       </w:tabs>
     </w:pPr>
   </w:style>
-  <w:style w:type="character" w:customStyle="1" w:styleId="FooterChar">
-    <w:name w:val="Footer Char"/>
-    <w:basedOn w:val="DefaultParagraphFont"/>
-    <w:link w:val="Footer"/>
+  <w:style w:type="character" w:customStyle="1" w:styleId="PidipaginaCarattere">
+    <w:name w:val="Piè di pagina Carattere"/>
+    <w:basedOn w:val="Carpredefinitoparagrafo"/>
+    <w:link w:val="Pidipagina"/>
     <w:rsid w:val="00647E36"/>
   </w:style>
-  <w:style w:type="paragraph" w:styleId="BalloonText">
+  <w:style w:type="paragraph" w:styleId="Testofumetto">
     <w:name w:val="Balloon Text"/>
-    <w:basedOn w:val="Normal"/>
-    <w:link w:val="BalloonTextChar"/>
+    <w:basedOn w:val="Normale"/>
+    <w:link w:val="TestofumettoCarattere"/>
     <w:uiPriority w:val="99"/>
     <w:semiHidden/>
     <w:unhideWhenUsed/>
@@ -2856,10 +2920,10 @@
       <w:szCs w:val="18"/>
     </w:rPr>
   </w:style>
-  <w:style w:type="character" w:customStyle="1" w:styleId="BalloonTextChar">
-    <w:name w:val="Balloon Text Char"/>
-    <w:basedOn w:val="DefaultParagraphFont"/>
-    <w:link w:val="BalloonText"/>
+  <w:style w:type="character" w:customStyle="1" w:styleId="TestofumettoCarattere">
+    <w:name w:val="Testo fumetto Carattere"/>
+    <w:basedOn w:val="Carpredefinitoparagrafo"/>
+    <w:link w:val="Testofumetto"/>
     <w:uiPriority w:val="99"/>
     <w:semiHidden/>
     <w:rsid w:val="00C174C4"/>
@@ -2869,10 +2933,10 @@
       <w:szCs w:val="18"/>
     </w:rPr>
   </w:style>
-  <w:style w:type="character" w:customStyle="1" w:styleId="Heading1Char">
-    <w:name w:val="Heading 1 Char"/>
-    <w:basedOn w:val="DefaultParagraphFont"/>
-    <w:link w:val="Heading1"/>
+  <w:style w:type="character" w:customStyle="1" w:styleId="Titolo1Carattere">
+    <w:name w:val="Titolo 1 Carattere"/>
+    <w:basedOn w:val="Carpredefinitoparagrafo"/>
+    <w:link w:val="Titolo1"/>
     <w:uiPriority w:val="9"/>
     <w:rsid w:val="00E02A89"/>
     <w:rPr>
@@ -2880,6 +2944,29 @@
       <w:color w:val="2E74B5" w:themeColor="accent1" w:themeShade="BF"/>
       <w:sz w:val="32"/>
       <w:szCs w:val="32"/>
+    </w:rPr>
+  </w:style>
+  <w:style w:type="character" w:styleId="Collegamentoipertestuale">
+    <w:name w:val="Hyperlink"/>
+    <w:basedOn w:val="Carpredefinitoparagrafo"/>
+    <w:uiPriority w:val="99"/>
+    <w:unhideWhenUsed/>
+    <w:rsid w:val="00B1556C"/>
+    <w:rPr>
+      <w:color w:val="0563C1" w:themeColor="hyperlink"/>
+      <w:u w:val="single"/>
+    </w:rPr>
+  </w:style>
+  <w:style w:type="character" w:styleId="Menzionenonrisolta">
+    <w:name w:val="Unresolved Mention"/>
+    <w:basedOn w:val="Carpredefinitoparagrafo"/>
+    <w:uiPriority w:val="99"/>
+    <w:semiHidden/>
+    <w:unhideWhenUsed/>
+    <w:rsid w:val="00B1556C"/>
+    <w:rPr>
+      <w:color w:val="605E5C"/>
+      <w:shd w:val="clear" w:color="auto" w:fill="E1DFDD"/>
     </w:rPr>
   </w:style>
 </w:styles>

--- a/Richiesta tirocinio interno.docx
+++ b/Richiesta tirocinio interno.docx
@@ -216,7 +216,7 @@
               </wp:anchor>
             </w:drawing>
           </mc:Choice>
-          <mc:Fallback xmlns:mv="urn:schemas-microsoft-com:mac:vml" xmlns:mo="http://schemas.microsoft.com/office/mac/office/2008/main">
+          <mc:Fallback xmlns:mo="http://schemas.microsoft.com/office/mac/office/2008/main" xmlns:mv="urn:schemas-microsoft-com:mac:vml">
             <w:pict>
               <v:line w14:anchorId="6F241CBE" id="Connettore 1 3" o:spid="_x0000_s1026" style="position:absolute;flip:y;z-index:251659264;visibility:visible;mso-wrap-style:square;mso-width-percent:0;mso-height-percent:0;mso-wrap-distance-left:9pt;mso-wrap-distance-top:0;mso-wrap-distance-right:9pt;mso-wrap-distance-bottom:0;mso-position-horizontal:absolute;mso-position-horizontal-relative:text;mso-position-vertical:absolute;mso-position-vertical-relative:text;mso-width-percent:0;mso-height-percent:0;mso-width-relative:page;mso-height-relative:page" from="-2.3pt,4.1pt" to="536.7pt,6.05pt" o:gfxdata="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" o:allowincell="f" strokeweight="3pt">
                 <v:stroke linestyle="thinThin"/>
@@ -894,19 +894,19 @@
         <w:rPr>
           <w:rFonts w:cstheme="minorHAnsi"/>
         </w:rPr>
-        <w:t xml:space="preserve"> della tesi di laurea: ___</w:t>
-      </w:r>
-      <w:r>
-        <w:rPr>
-          <w:rFonts w:cstheme="minorHAnsi"/>
-        </w:rPr>
-        <w:t>_______________________________</w:t>
-      </w:r>
-      <w:r>
-        <w:rPr>
-          <w:rFonts w:cstheme="minorHAnsi"/>
-        </w:rPr>
-        <w:t>_____________________;</w:t>
+        <w:t xml:space="preserve"> della tesi di laurea: </w:t>
+      </w:r>
+      <w:r>
+        <w:rPr>
+          <w:rFonts w:cstheme="minorHAnsi"/>
+        </w:rPr>
+        <w:t>Progettazione di un agente EDR per la protezione da minacce fileless</w:t>
+      </w:r>
+      <w:r>
+        <w:rPr>
+          <w:rFonts w:cstheme="minorHAnsi"/>
+        </w:rPr>
+        <w:t>;</w:t>
       </w:r>
     </w:p>
     <w:p>
@@ -920,7 +920,21 @@
         <w:rPr>
           <w:rFonts w:cstheme="minorHAnsi"/>
         </w:rPr>
-        <w:t>Obiettivi e modalità del tirocinio (allegare ulteriori fogli se necessario) ____________________________________________________________________________________________________________________________________________________________________________________________________________________________________________________________________________________________________________________________________________________________________</w:t>
+        <w:t>Obiettivi e modalità del tirocinio (allegare ulteriori fogli se necessario)</w:t>
+      </w:r>
+    </w:p>
+    <w:p>
+      <w:pPr>
+        <w:spacing w:line="360" w:lineRule="auto"/>
+        <w:rPr>
+          <w:rFonts w:cstheme="minorHAnsi"/>
+        </w:rPr>
+      </w:pPr>
+      <w:r>
+        <w:rPr>
+          <w:rFonts w:cstheme="minorHAnsi"/>
+        </w:rPr>
+        <w:t>____________________________________________________________________________________________________________________________________________________________________________________________________________________________________________________________________________________________________________________________________________________________________</w:t>
       </w:r>
     </w:p>
     <w:p>
@@ -1289,7 +1303,7 @@
             </wp:anchor>
           </w:drawing>
         </mc:Choice>
-        <mc:Fallback xmlns:mv="urn:schemas-microsoft-com:mac:vml" xmlns:mo="http://schemas.microsoft.com/office/mac/office/2008/main">
+        <mc:Fallback xmlns:mo="http://schemas.microsoft.com/office/mac/office/2008/main" xmlns:mv="urn:schemas-microsoft-com:mac:vml">
           <w:pict>
             <v:line w14:anchorId="22AAE026" id="Connettore 1 4" o:spid="_x0000_s1026" style="position:absolute;z-index:251659264;visibility:visible;mso-wrap-style:square;mso-width-percent:0;mso-height-percent:0;mso-wrap-distance-left:9pt;mso-wrap-distance-top:0;mso-wrap-distance-right:9pt;mso-wrap-distance-bottom:0;mso-position-horizontal:absolute;mso-position-horizontal-relative:text;mso-position-vertical:absolute;mso-position-vertical-relative:text;mso-width-percent:0;mso-height-percent:0;mso-width-relative:page;mso-height-relative:page" from="-.35pt,5.15pt" to="484.4pt,5.15pt" o:gfxdata="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" o:allowincell="f" strokeweight="3pt">
               <v:stroke linestyle="thinThin"/>
@@ -2824,6 +2838,7 @@
   <w:style w:type="character" w:default="1" w:styleId="Carpredefinitoparagrafo">
     <w:name w:val="Default Paragraph Font"/>
     <w:uiPriority w:val="1"/>
+    <w:semiHidden/>
     <w:unhideWhenUsed/>
   </w:style>
   <w:style w:type="table" w:default="1" w:styleId="Tabellanormale">

--- a/Richiesta tirocinio interno.docx
+++ b/Richiesta tirocinio interno.docx
@@ -36,7 +36,7 @@
                     </pic:cNvPicPr>
                   </pic:nvPicPr>
                   <pic:blipFill>
-                    <a:blip r:embed="rId7">
+                    <a:blip r:embed="rId8">
                       <a:extLst>
                         <a:ext uri="{28A0092B-C50C-407E-A947-70E740481C1C}">
                           <a14:useLocalDpi xmlns:a14="http://schemas.microsoft.com/office/drawing/2010/main" val="0"/>
@@ -105,7 +105,7 @@
                     </pic:cNvPicPr>
                   </pic:nvPicPr>
                   <pic:blipFill>
-                    <a:blip r:embed="rId8">
+                    <a:blip r:embed="rId9">
                       <a:extLst>
                         <a:ext uri="{28A0092B-C50C-407E-A947-70E740481C1C}">
                           <a14:useLocalDpi xmlns:a14="http://schemas.microsoft.com/office/drawing/2010/main" val="0"/>
@@ -589,19 +589,19 @@
           <w:rFonts w:cstheme="minorHAnsi"/>
         </w:rPr>
         <w:tab/>
-        <w:t>di effettuare il tirocinio presso la struttura interna _______________________________</w:t>
-      </w:r>
-      <w:r>
-        <w:rPr>
-          <w:rFonts w:cstheme="minorHAnsi"/>
-        </w:rPr>
-        <w:t>__________</w:t>
-      </w:r>
-      <w:r>
-        <w:rPr>
-          <w:rFonts w:cstheme="minorHAnsi"/>
-        </w:rPr>
-        <w:t xml:space="preserve">_____; </w:t>
+        <w:t xml:space="preserve">di effettuare il tirocinio presso la struttura interna </w:t>
+      </w:r>
+      <w:r>
+        <w:rPr>
+          <w:rFonts w:cstheme="minorHAnsi"/>
+        </w:rPr>
+        <w:t>Dipartimento di Informatica</w:t>
+      </w:r>
+      <w:r>
+        <w:rPr>
+          <w:rFonts w:cstheme="minorHAnsi"/>
+        </w:rPr>
+        <w:t xml:space="preserve">; </w:t>
       </w:r>
     </w:p>
     <w:p>
@@ -665,7 +665,7 @@
         </w:rPr>
         <w:t xml:space="preserve"> </w:t>
       </w:r>
-      <w:hyperlink r:id="rId9" w:history="1">
+      <w:hyperlink r:id="rId10" w:history="1">
         <w:r>
           <w:rPr>
             <w:rStyle w:val="Collegamentoipertestuale"/>
@@ -678,21 +678,7 @@
         <w:rPr>
           <w:rFonts w:cstheme="minorHAnsi"/>
         </w:rPr>
-        <w:t>,</w:t>
-      </w:r>
-      <w:proofErr w:type="gramStart"/>
-      <w:r>
-        <w:rPr>
-          <w:rFonts w:cstheme="minorHAnsi"/>
-        </w:rPr>
-        <w:t>email</w:t>
-      </w:r>
-      <w:proofErr w:type="gramEnd"/>
-      <w:r>
-        <w:rPr>
-          <w:rFonts w:cstheme="minorHAnsi"/>
-        </w:rPr>
-        <w:t xml:space="preserve"> tutor didattico/relatore</w:t>
+        <w:t>,email tutor didattico/relatore</w:t>
       </w:r>
       <w:r>
         <w:rPr>
@@ -700,7 +686,7 @@
         </w:rPr>
         <w:t xml:space="preserve"> </w:t>
       </w:r>
-      <w:hyperlink r:id="rId10" w:history="1">
+      <w:hyperlink r:id="rId11" w:history="1">
         <w:r>
           <w:rPr>
             <w:rStyle w:val="Collegamentoipertestuale"/>
@@ -756,21 +742,7 @@
         <w:rPr>
           <w:rFonts w:cstheme="minorHAnsi"/>
         </w:rPr>
-        <w:t xml:space="preserve">_____, </w:t>
-      </w:r>
-      <w:proofErr w:type="gramStart"/>
-      <w:r>
-        <w:rPr>
-          <w:rFonts w:cstheme="minorHAnsi"/>
-        </w:rPr>
-        <w:t>email</w:t>
-      </w:r>
-      <w:proofErr w:type="gramEnd"/>
-      <w:r>
-        <w:rPr>
-          <w:rFonts w:cstheme="minorHAnsi"/>
-        </w:rPr>
-        <w:t xml:space="preserve"> ________</w:t>
+        <w:t>_____, email ________</w:t>
       </w:r>
       <w:r>
         <w:rPr>
@@ -801,7 +773,91 @@
         <w:rPr>
           <w:rFonts w:cstheme="minorHAnsi"/>
         </w:rPr>
-        <w:t xml:space="preserve">Mesi tirocinio n. ___ a partire dal __/__/____ al __/__/____, per n. di ore </w:t>
+        <w:t xml:space="preserve">Mesi tirocinio n. </w:t>
+      </w:r>
+      <w:r>
+        <w:rPr>
+          <w:rFonts w:cstheme="minorHAnsi"/>
+        </w:rPr>
+        <w:t>2</w:t>
+      </w:r>
+      <w:r>
+        <w:rPr>
+          <w:rFonts w:cstheme="minorHAnsi"/>
+        </w:rPr>
+        <w:t xml:space="preserve"> a partire dal </w:t>
+      </w:r>
+      <w:r>
+        <w:rPr>
+          <w:rFonts w:cstheme="minorHAnsi"/>
+        </w:rPr>
+        <w:t>10</w:t>
+      </w:r>
+      <w:r>
+        <w:rPr>
+          <w:rFonts w:cstheme="minorHAnsi"/>
+        </w:rPr>
+        <w:t>/</w:t>
+      </w:r>
+      <w:r>
+        <w:rPr>
+          <w:rFonts w:cstheme="minorHAnsi"/>
+        </w:rPr>
+        <w:t>3</w:t>
+      </w:r>
+      <w:r>
+        <w:rPr>
+          <w:rFonts w:cstheme="minorHAnsi"/>
+        </w:rPr>
+        <w:t>/</w:t>
+      </w:r>
+      <w:r>
+        <w:rPr>
+          <w:rFonts w:cstheme="minorHAnsi"/>
+        </w:rPr>
+        <w:t>2026</w:t>
+      </w:r>
+      <w:r>
+        <w:rPr>
+          <w:rFonts w:cstheme="minorHAnsi"/>
+        </w:rPr>
+        <w:t xml:space="preserve"> al </w:t>
+      </w:r>
+      <w:r>
+        <w:rPr>
+          <w:rFonts w:cstheme="minorHAnsi"/>
+        </w:rPr>
+        <w:t>10</w:t>
+      </w:r>
+      <w:r>
+        <w:rPr>
+          <w:rFonts w:cstheme="minorHAnsi"/>
+        </w:rPr>
+        <w:t>/</w:t>
+      </w:r>
+      <w:r>
+        <w:rPr>
+          <w:rFonts w:cstheme="minorHAnsi"/>
+        </w:rPr>
+        <w:t>5</w:t>
+      </w:r>
+      <w:r>
+        <w:rPr>
+          <w:rFonts w:cstheme="minorHAnsi"/>
+        </w:rPr>
+        <w:t>/</w:t>
+      </w:r>
+      <w:r>
+        <w:rPr>
+          <w:rFonts w:cstheme="minorHAnsi"/>
+        </w:rPr>
+        <w:t>2026</w:t>
+      </w:r>
+      <w:r>
+        <w:rPr>
+          <w:rFonts w:cstheme="minorHAnsi"/>
+        </w:rPr>
+        <w:t xml:space="preserve">, per n. di ore </w:t>
       </w:r>
       <w:r>
         <w:rPr>
@@ -844,7 +900,55 @@
         <w:rPr>
           <w:rFonts w:cstheme="minorHAnsi"/>
         </w:rPr>
-        <w:t>frequenza di accesso del tirocinante ai locali sede di tirocinio _____________;</w:t>
+        <w:t xml:space="preserve">frequenza di accesso del tirocinante ai locali sede di tirocinio </w:t>
+      </w:r>
+      <w:r>
+        <w:rPr>
+          <w:rFonts w:cstheme="minorHAnsi"/>
+        </w:rPr>
+        <w:t>Lunedi-Venerdì</w:t>
+      </w:r>
+      <w:r>
+        <w:rPr>
+          <w:rFonts w:cstheme="minorHAnsi"/>
+        </w:rPr>
+        <w:t>,ore</w:t>
+      </w:r>
+      <w:r>
+        <w:rPr>
+          <w:rFonts w:cstheme="minorHAnsi"/>
+        </w:rPr>
+        <w:t xml:space="preserve"> </w:t>
+      </w:r>
+      <w:r>
+        <w:rPr>
+          <w:rFonts w:cstheme="minorHAnsi"/>
+        </w:rPr>
+        <w:t>9</w:t>
+      </w:r>
+      <w:r>
+        <w:rPr>
+          <w:rFonts w:cstheme="minorHAnsi"/>
+        </w:rPr>
+        <w:t>:00</w:t>
+      </w:r>
+      <w:r>
+        <w:rPr>
+          <w:rFonts w:cstheme="minorHAnsi"/>
+        </w:rPr>
+        <w:t>-18</w:t>
+      </w:r>
+      <w:r>
+        <w:rPr>
+          <w:rFonts w:cstheme="minorHAnsi"/>
+        </w:rPr>
+        <w:t>:00</w:t>
+      </w:r>
+      <w:r>
+        <w:rPr>
+          <w:rFonts w:cstheme="minorHAnsi"/>
+        </w:rPr>
+        <w:t>;</w:t>
       </w:r>
     </w:p>
     <w:p>
@@ -863,7 +967,19 @@
         <w:rPr>
           <w:rFonts w:cstheme="minorHAnsi"/>
         </w:rPr>
-        <w:t>studente portatore di handicap _____ (si/no);</w:t>
+        <w:t xml:space="preserve">studente portatore di handicap </w:t>
+      </w:r>
+      <w:r>
+        <w:rPr>
+          <w:rFonts w:cstheme="minorHAnsi"/>
+        </w:rPr>
+        <w:t>no</w:t>
+      </w:r>
+      <w:r>
+        <w:rPr>
+          <w:rFonts w:cstheme="minorHAnsi"/>
+        </w:rPr>
+        <w:t xml:space="preserve"> (si/no);</w:t>
       </w:r>
     </w:p>
     <w:p>
@@ -934,7 +1050,13 @@
         <w:rPr>
           <w:rFonts w:cstheme="minorHAnsi"/>
         </w:rPr>
-        <w:t>____________________________________________________________________________________________________________________________________________________________________________________________________________________________________________________________________________________________________________________________________________________________________</w:t>
+        <w:t>S</w:t>
+      </w:r>
+      <w:r>
+        <w:rPr>
+          <w:rFonts w:cstheme="minorHAnsi"/>
+        </w:rPr>
+        <w:t>viluppare competenze in ambito della prevenzione di malware</w:t>
       </w:r>
     </w:p>
     <w:p>
@@ -957,6 +1079,7 @@
         <w:ind w:left="284" w:hanging="284"/>
         <w:rPr>
           <w:rFonts w:cstheme="minorHAnsi"/>
+          <w:u w:val="single"/>
         </w:rPr>
       </w:pPr>
       <w:r>
@@ -1091,7 +1214,31 @@
         <w:rPr>
           <w:rFonts w:cstheme="minorHAnsi"/>
         </w:rPr>
-        <w:t>____ / ____ /________</w:t>
+        <w:t>9</w:t>
+      </w:r>
+      <w:r>
+        <w:rPr>
+          <w:rFonts w:cstheme="minorHAnsi"/>
+        </w:rPr>
+        <w:t xml:space="preserve"> / </w:t>
+      </w:r>
+      <w:r>
+        <w:rPr>
+          <w:rFonts w:cstheme="minorHAnsi"/>
+        </w:rPr>
+        <w:t>3</w:t>
+      </w:r>
+      <w:r>
+        <w:rPr>
+          <w:rFonts w:cstheme="minorHAnsi"/>
+        </w:rPr>
+        <w:t xml:space="preserve"> /</w:t>
+      </w:r>
+      <w:r>
+        <w:rPr>
+          <w:rFonts w:cstheme="minorHAnsi"/>
+        </w:rPr>
+        <w:t xml:space="preserve"> 2026</w:t>
       </w:r>
       <w:r>
         <w:rPr>
@@ -1129,10 +1276,76 @@
     </w:p>
     <w:p>
       <w:pPr>
-        <w:rPr>
-          <w:rFonts w:cstheme="minorHAnsi"/>
-        </w:rPr>
-      </w:pPr>
+        <w:spacing w:line="360" w:lineRule="auto"/>
+        <w:rPr>
+          <w:rFonts w:cstheme="minorHAnsi"/>
+        </w:rPr>
+      </w:pPr>
+      <w:r>
+        <w:rPr>
+          <w:rFonts w:cstheme="minorHAnsi"/>
+          <w:noProof/>
+        </w:rPr>
+        <mc:AlternateContent>
+          <mc:Choice Requires="wpi">
+            <w:drawing>
+              <wp:anchor distT="0" distB="0" distL="114300" distR="114300" simplePos="0" relativeHeight="251673600" behindDoc="0" locked="0" layoutInCell="1" allowOverlap="1" wp14:anchorId="6727C085" wp14:editId="4B3D498B">
+                <wp:simplePos x="0" y="0"/>
+                <wp:positionH relativeFrom="column">
+                  <wp:posOffset>-43180</wp:posOffset>
+                </wp:positionH>
+                <wp:positionV relativeFrom="paragraph">
+                  <wp:posOffset>316865</wp:posOffset>
+                </wp:positionV>
+                <wp:extent cx="2682100" cy="632185"/>
+                <wp:effectExtent l="38100" t="38100" r="42545" b="34925"/>
+                <wp:wrapNone/>
+                <wp:docPr id="1603265385" name="Input penna 20"/>
+                <wp:cNvGraphicFramePr/>
+                <a:graphic xmlns:a="http://schemas.openxmlformats.org/drawingml/2006/main">
+                  <a:graphicData uri="http://schemas.microsoft.com/office/word/2010/wordprocessingInk">
+                    <w14:contentPart bwMode="auto" r:id="rId12">
+                      <w14:nvContentPartPr>
+                        <w14:cNvContentPartPr/>
+                      </w14:nvContentPartPr>
+                      <w14:xfrm>
+                        <a:off x="0" y="0"/>
+                        <a:ext cx="2682100" cy="632185"/>
+                      </w14:xfrm>
+                    </w14:contentPart>
+                  </a:graphicData>
+                </a:graphic>
+              </wp:anchor>
+            </w:drawing>
+          </mc:Choice>
+          <mc:Fallback>
+            <w:pict>
+              <v:shapetype w14:anchorId="1673B95B" id="_x0000_t75" coordsize="21600,21600" o:spt="75" o:preferrelative="t" path="m@4@5l@4@11@9@11@9@5xe" filled="f" stroked="f">
+                <v:stroke joinstyle="miter"/>
+                <v:formulas>
+                  <v:f eqn="if lineDrawn pixelLineWidth 0"/>
+                  <v:f eqn="sum @0 1 0"/>
+                  <v:f eqn="sum 0 0 @1"/>
+                  <v:f eqn="prod @2 1 2"/>
+                  <v:f eqn="prod @3 21600 pixelWidth"/>
+                  <v:f eqn="prod @3 21600 pixelHeight"/>
+                  <v:f eqn="sum @0 0 1"/>
+                  <v:f eqn="prod @6 1 2"/>
+                  <v:f eqn="prod @7 21600 pixelWidth"/>
+                  <v:f eqn="sum @8 21600 0"/>
+                  <v:f eqn="prod @7 21600 pixelHeight"/>
+                  <v:f eqn="sum @10 21600 0"/>
+                </v:formulas>
+                <v:path o:extrusionok="f" gradientshapeok="t" o:connecttype="rect"/>
+                <o:lock v:ext="edit" aspectratio="t"/>
+              </v:shapetype>
+              <v:shape id="Input penna 20" o:spid="_x0000_s1026" type="#_x0000_t75" style="position:absolute;margin-left:-3.9pt;margin-top:24.45pt;width:212.2pt;height:50.8pt;z-index:251673600;visibility:visible;mso-wrap-style:square;mso-wrap-distance-left:9pt;mso-wrap-distance-top:0;mso-wrap-distance-right:9pt;mso-wrap-distance-bottom:0;mso-position-horizontal:absolute;mso-position-horizontal-relative:text;mso-position-vertical:absolute;mso-position-vertical-relative:text" o:gfxdata="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">
+                <v:imagedata r:id="rId13" o:title=""/>
+              </v:shape>
+            </w:pict>
+          </mc:Fallback>
+        </mc:AlternateContent>
+      </w:r>
       <w:r>
         <w:rPr>
           <w:rFonts w:cstheme="minorHAnsi"/>
@@ -1150,6 +1363,91 @@
           <w:rFonts w:cstheme="minorHAnsi"/>
         </w:rPr>
         <w:tab/>
+      </w:r>
+      <w:r>
+        <w:rPr>
+          <w:rFonts w:cstheme="minorHAnsi"/>
+        </w:rPr>
+        <w:tab/>
+      </w:r>
+      <w:r>
+        <w:rPr>
+          <w:rFonts w:cstheme="minorHAnsi"/>
+        </w:rPr>
+        <w:tab/>
+      </w:r>
+      <w:r>
+        <w:rPr>
+          <w:rFonts w:cstheme="minorHAnsi"/>
+        </w:rPr>
+        <w:tab/>
+      </w:r>
+      <w:r>
+        <w:rPr>
+          <w:rFonts w:cstheme="minorHAnsi"/>
+        </w:rPr>
+        <w:tab/>
+      </w:r>
+      <w:r>
+        <w:rPr>
+          <w:rFonts w:cstheme="minorHAnsi"/>
+        </w:rPr>
+        <w:tab/>
+      </w:r>
+      <w:r>
+        <w:rPr>
+          <w:noProof/>
+        </w:rPr>
+        <w:drawing>
+          <wp:inline distT="0" distB="0" distL="0" distR="0" wp14:anchorId="116B113E" wp14:editId="364307FB">
+            <wp:extent cx="2844800" cy="781050"/>
+            <wp:effectExtent l="0" t="0" r="0" b="0"/>
+            <wp:docPr id="317431063" name="Immagine 5"/>
+            <wp:cNvGraphicFramePr>
+              <a:graphicFrameLocks xmlns:a="http://schemas.openxmlformats.org/drawingml/2006/main" noChangeAspect="1"/>
+            </wp:cNvGraphicFramePr>
+            <a:graphic xmlns:a="http://schemas.openxmlformats.org/drawingml/2006/main">
+              <a:graphicData uri="http://schemas.openxmlformats.org/drawingml/2006/picture">
+                <pic:pic xmlns:pic="http://schemas.openxmlformats.org/drawingml/2006/picture">
+                  <pic:nvPicPr>
+                    <pic:cNvPr id="0" name="Picture 11"/>
+                    <pic:cNvPicPr>
+                      <a:picLocks noChangeAspect="1" noChangeArrowheads="1"/>
+                    </pic:cNvPicPr>
+                  </pic:nvPicPr>
+                  <pic:blipFill>
+                    <a:blip r:embed="rId14">
+                      <a:extLst>
+                        <a:ext uri="{28A0092B-C50C-407E-A947-70E740481C1C}">
+                          <a14:useLocalDpi xmlns:a14="http://schemas.microsoft.com/office/drawing/2010/main" val="0"/>
+                        </a:ext>
+                      </a:extLst>
+                    </a:blip>
+                    <a:srcRect l="-15" t="-58" r="-15" b="-58"/>
+                    <a:stretch>
+                      <a:fillRect/>
+                    </a:stretch>
+                  </pic:blipFill>
+                  <pic:spPr bwMode="auto">
+                    <a:xfrm>
+                      <a:off x="0" y="0"/>
+                      <a:ext cx="2844800" cy="781050"/>
+                    </a:xfrm>
+                    <a:prstGeom prst="rect">
+                      <a:avLst/>
+                    </a:prstGeom>
+                    <a:solidFill>
+                      <a:srgbClr val="FFFFFF"/>
+                    </a:solidFill>
+                    <a:ln>
+                      <a:noFill/>
+                    </a:ln>
+                  </pic:spPr>
+                </pic:pic>
+              </a:graphicData>
+            </a:graphic>
+          </wp:inline>
+        </w:drawing>
       </w:r>
     </w:p>
     <w:p>
@@ -1197,7 +1495,7 @@
       </w:r>
     </w:p>
     <w:sectPr>
-      <w:footerReference w:type="default" r:id="rId11"/>
+      <w:footerReference w:type="default" r:id="rId15"/>
       <w:pgSz w:w="11901" w:h="16817"/>
       <w:pgMar w:top="343" w:right="567" w:bottom="567" w:left="567" w:header="284" w:footer="284" w:gutter="0"/>
       <w:cols w:space="708"/>
@@ -2987,6 +3285,45 @@
 </w:styles>
 </file>
 
+<file path=word/ink/ink1.xml><?xml version="1.0" encoding="utf-8"?>
+<inkml:ink xmlns:inkml="http://www.w3.org/2003/InkML">
+  <inkml:definitions>
+    <inkml:context xml:id="ctx0">
+      <inkml:inkSource xml:id="inkSrc0">
+        <inkml:traceFormat>
+          <inkml:channel name="X" type="integer" min="-2.14748E9" max="2.14748E9" units="cm"/>
+          <inkml:channel name="Y" type="integer" min="-2.14748E9" max="2.14748E9" units="cm"/>
+          <inkml:channel name="F" type="integer" max="32767" units="dev"/>
+        </inkml:traceFormat>
+        <inkml:channelProperties>
+          <inkml:channelProperty channel="X" name="resolution" value="1000" units="1/cm"/>
+          <inkml:channelProperty channel="Y" name="resolution" value="1000" units="1/cm"/>
+          <inkml:channelProperty channel="F" name="resolution" value="0" units="1/dev"/>
+        </inkml:channelProperties>
+      </inkml:inkSource>
+      <inkml:timestamp xml:id="ts0" timeString="2026-03-09T11:02:00.446"/>
+    </inkml:context>
+    <inkml:brush xml:id="br0">
+      <inkml:brushProperty name="width" value="0.035" units="cm"/>
+      <inkml:brushProperty name="height" value="0.035" units="cm"/>
+    </inkml:brush>
+  </inkml:definitions>
+  <inkml:trace contextRef="#ctx0" brushRef="#br0">355 53 24575,'2'16'0,"0"0"0,1 0 0,1 0 0,0-1 0,1 1 0,14 27 0,-9-19 0,74 166 0,-39-95 0,63 201 0,-103-278 0,0 1 0,-2-1 0,0 1 0,-2 0 0,0 29 0,-2-39 0,0 1 0,-1 0 0,0-1 0,0 1 0,-1-1 0,-1 0 0,1 0 0,-2 0 0,1 0 0,-1-1 0,0 1 0,-9 8 0,-110 127 0,104-120 0,-2-2 0,0 0 0,-2-2 0,0 0 0,-1-2 0,-1-1 0,0-1 0,-1-1 0,-1-1 0,-32 11 0,56-24 0,1 1 0,-1-1 0,0 0 0,1 0 0,-1-1 0,0 1 0,0-1 0,0 0 0,0 0 0,0 0 0,-5-1 0,7 0 0,0 0 0,0 0 0,0 0 0,0 0 0,1-1 0,-1 1 0,0 0 0,1-1 0,-1 1 0,1-1 0,-1 0 0,1 1 0,0-1 0,-1 0 0,1 0 0,0 0 0,0 0 0,1 0 0,-1 0 0,0 0 0,0-4 0,-21-76 0,-16-120 0,10-88 0,25 254 0,-3-47 0,8-160 0,-2 238 0,1 0 0,0 0 0,0 0 0,0 0 0,0 0 0,1 1 0,0-1 0,4-7 0,-4 9 0,0 1 0,0 0 0,0 0 0,0 0 0,0 0 0,0 0 0,1 0 0,-1 0 0,0 1 0,1-1 0,0 1 0,-1 0 0,1 0 0,0 0 0,0 0 0,3-1 0,20-2 0,1 1 0,0 1 0,43 2 0,-4-1 0,31-2 0,297-3 0,-367 7 0,-1 1 0,1 1 0,-1 1 0,0 1 0,47 17 0,-57-16 0,-1 1 0,1 1 0,-1 0 0,-1 1 0,0 1 0,0 0 0,-1 1 0,0 1 0,-1 0 0,12 15 0,-7-5 0,-1 1 0,0 1 0,-2 1 0,-1 0 0,-1 0 0,-1 1 0,-1 1 0,-2 0 0,6 29 0,-10-37 0,-2 0 0,0 0 0,-2 0 0,0 0 0,0 0 0,-5 22 0,2-27 0,0-1 0,-1 0 0,0 0 0,-1 0 0,0 0 0,-1-1 0,-1 0 0,0 0 0,-11 14 0,14-21 0,0 0 0,-1 0 0,0 0 0,0 0 0,0-1 0,0 0 0,-1 0 0,0 0 0,0-1 0,0 0 0,0 0 0,0-1 0,-1 1 0,1-1 0,-1 0 0,1-1 0,-1 0 0,0 0 0,0 0 0,1-1 0,-1 0 0,0-1 0,0 1 0,1-1 0,-1 0 0,0-1 0,1 0 0,-1 0 0,1 0 0,0-1 0,-1 0 0,1 0 0,1 0 0,-1-1 0,0 0 0,1 0 0,0 0 0,0-1 0,0 0 0,0 0 0,-4-7 0,7 10 0,0-1 0,1 1 0,-1-1 0,1 0 0,-1 0 0,1 0 0,-2-5 0,3 8 0,0-1 0,0 1 0,0 0 0,0-1 0,0 1 0,0-1 0,0 1 0,0-1 0,0 1 0,0-1 0,0 1 0,0-1 0,0 1 0,0-1 0,1 1 0,-1-1 0,0 1 0,0 0 0,0-1 0,1 1 0,0-1 0,-1 0 0,1 1 0,0 0 0,-1-1 0,1 1 0,0 0 0,0 0 0,-1-1 0,1 1 0,0 0 0,0 0 0,-1 0 0,1 0 0,0 0 0,0 0 0,0 0 0,-1 0 0,1 1 0,1-1 0,1 1 0,1 1 0,-1-1 0,0 1 0,1 0 0,-1 0 0,0 0 0,0 0 0,0 1 0,-1-1 0,1 1 0,0 0 0,-1 0 0,3 4 0,0 0 0,0 0 0,-1-1 0,0 2 0,-1-1 0,4 10 0,-7-16 0,1 0 0,-1 0 0,1 0 0,-1 0 0,0 0 0,0 0 0,0 0 0,0 0 0,0 0 0,0 0 0,0 0 0,0 0 0,0 0 0,0 1 0,0-1 0,-1 0 0,1 0 0,0 0 0,-1 0 0,1 0 0,-1-1 0,1 1 0,-1 0 0,-1 1 0,1-1 0,0 0 0,-1 0 0,1 0 0,-1 0 0,1-1 0,-1 1 0,1 0 0,-1-1 0,1 0 0,-1 1 0,0-1 0,1 0 0,-1 0 0,-1 0 0,-4 0 0,0 0 0,0-1 0,0 0 0,0 0 0,1-1 0,-11-3 0,13 3 0,0 0 0,0 0 0,0-1 0,1 0 0,-1 1 0,0-1 0,1 0 0,0-1 0,-6-6 0,1 1 0,-5-2 0,-3-3 0,18 9 0,11 1 0,34 0 0,68 4 0,-65 1 0,-45-1 0,1 0 0,-1 1 0,0 0 0,0-1 0,0 2 0,1-1 0,-1 0 0,0 1 0,-1 0 0,1 0 0,0 1 0,6 4 0,-5-2 0,-1-1 0,1 2 0,-1-1 0,-1 0 0,1 1 0,-1 0 0,0 0 0,5 10 0,6 13 0,-1 1 0,-1 0 0,-1 1 0,-2 0 0,-1 1 0,-2 0 0,6 62 0,-12-91 0,-1 0 0,0 0 0,0 0 0,-1 0 0,1 0 0,0 0 0,-1 0 0,0-1 0,0 1 0,0 0 0,0 0 0,0-1 0,0 1 0,-1-1 0,1 1 0,-1-1 0,0 0 0,0 1 0,-3 2 0,1-2 0,-1 0 0,0 0 0,0 0 0,0-1 0,0 0 0,0 0 0,-1 0 0,1 0 0,-8 0 0,-20 6 0,-105 19 0,110-23 0,1-1 0,0-2 0,-32-2 0,50 0 0,0 0 0,-1-1 0,1-1 0,0 0 0,0 0 0,-13-7 0,-51-32 0,29 15 0,20 13 0,9 5 0,-1 1 0,-19-9 0,31 16 0,1-1 0,0 0 0,0 1 0,0-1 0,1-1 0,-1 1 0,0 0 0,1-1 0,-1 0 0,1 1 0,0-1 0,-2-4 0,1 4 0,1 0 0,0 0 0,-1 0 0,1 0 0,-1 0 0,0 1 0,0-1 0,0 1 0,0 0 0,-5-3 0,-13-5 0,-40-26 0,60 36-30,1-1 0,-1 1-1,0-1 1,1 1 0,-1-1-1,0 1 1,1 0 0,-1-1-1,0 1 1,1 0 0,-1-1-1,0 1 1,0 0 0,0 0-1,1 0 1,-1 0-1,0 0 1,0 0 0,1 0-1,-1 0 1,0 0 0,0 0-1,0 0 1,1 0 0,-1 1-1,0-1 1,0 0 0,1 1-1,-1-1 1,0 0 0,1 1-1,-1-1 1,0 1 0,1-1-1,-1 1 1,1-1 0,-1 1-1,1-1 1,-1 1 0,1 0-1,-1-1 1,1 1 0,-1 0-1,1 0 1,-6 13-6796</inkml:trace>
+  <inkml:trace contextRef="#ctx0" brushRef="#br0" timeOffset="2562.46">1341 1465 24575,'3'1'0,"0"-1"0,0 1 0,0 0 0,0 0 0,0 0 0,0 0 0,0 1 0,-1-1 0,6 4 0,4 2 0,7 3 0,11 6 0,0-1 0,54 17 0,-73-28 0,1-2 0,0 0 0,0 0 0,-1-1 0,1 0 0,0-1 0,0 0 0,0-1 0,0-1 0,0 0 0,16-4 0,-11 0 0,1-1 0,-1 0 0,-1-1 0,1-1 0,-1 0 0,-1-1 0,0-1 0,0-1 0,23-23 0,-31 28 0,0-1 0,-1 0 0,0 0 0,0 0 0,-1-1 0,1 0 0,-2 0 0,0 0 0,0-1 0,0 1 0,-1-1 0,-1 0 0,0 0 0,0 0 0,-1 0 0,0 0 0,-1-1 0,0 1 0,-2-15 0,1 18 0,-1 0 0,0 0 0,-1 1 0,1-1 0,-1 0 0,-1 1 0,-6-11 0,8 15 0,1-1 0,-1 1 0,0 0 0,0 0 0,1 0 0,-2 0 0,1 0 0,0 0 0,0 0 0,-1 1 0,1-1 0,-1 1 0,1-1 0,-1 1 0,1 0 0,-1 0 0,0 1 0,0-1 0,0 0 0,1 1 0,-1 0 0,-3-1 0,5 2 0,0-1 0,-1 0 0,1 1 0,0-1 0,0 0 0,0 1 0,0 0 0,0-1 0,0 1 0,0 0 0,0-1 0,0 1 0,0 0 0,1 0 0,-1 0 0,0 0 0,0 0 0,1 0 0,-1 0 0,1 0 0,-1 0 0,1 0 0,-1 0 0,1 0 0,0 0 0,-1 0 0,1 2 0,-4 35 0,3-33 0,1 6 0,0-1 0,1 0 0,0 0 0,0 1 0,1-1 0,1 0 0,0 0 0,0-1 0,1 1 0,9 17 0,-1-8 0,1 1 0,1-2 0,29 31 0,-31-36 0,-6-6 0,1 1 0,0-1 0,1 0 0,0-1 0,12 9 0,-18-14 0,1 0 0,-1 0 0,1 0 0,-1 0 0,0 0 0,1 0 0,0-1 0,-1 1 0,1-1 0,-1 0 0,1 0 0,0 0 0,-1 0 0,1 0 0,-1 0 0,1-1 0,0 1 0,-1-1 0,1 0 0,-1 0 0,0 0 0,1 0 0,-1 0 0,0-1 0,1 1 0,2-3 0,6-5 0,-1-1 0,-1 0 0,0 0 0,0-1 0,-1 0 0,0 0 0,11-23 0,36-92 0,-52 118 0,104-324 0,-90 258 0,-4-1 0,8-121 0,-20-12 0,-2 201 0,0 1 0,0-1 0,0 1 0,-1 0 0,0-1 0,0 1 0,0 0 0,-1 0 0,-7-11 0,8 14 0,-1 0 0,1-1 0,-1 1 0,0 0 0,0 0 0,0 1 0,0-1 0,0 1 0,-1-1 0,1 1 0,-1 0 0,1 0 0,-1 1 0,0-1 0,0 1 0,-6-2 0,8 3 0,0 0 0,1 0 0,-1 0 0,0 0 0,1 1 0,-1-1 0,0 0 0,1 1 0,-1-1 0,1 1 0,-1 0 0,0 0 0,1-1 0,0 1 0,-1 0 0,1 0 0,0 0 0,-1 0 0,1 0 0,0 1 0,0-1 0,0 0 0,0 1 0,-2 2 0,-2 4 0,0 1 0,1 0 0,-4 10 0,4-11 0,-12 33 0,1 2 0,2 0 0,2 0 0,2 1 0,2 0 0,2 1 0,1 75 0,5-85 0,2 0 0,1-1 0,2 1 0,2-1 0,0 0 0,3 0 0,1-1 0,1-1 0,1 0 0,26 40 0,69 79 0,-54-79 0,-45-59 0,-1 0 0,1-1 0,1 0 0,1 0 0,18 14 0,-27-24 0,1 1 0,-1-1 0,1 0 0,0 0 0,0-1 0,-1 1 0,1-1 0,0 0 0,0 0 0,0 0 0,1 0 0,-1-1 0,0 1 0,0-1 0,0 0 0,0-1 0,0 1 0,1-1 0,-1 0 0,0 0 0,0 0 0,0 0 0,0-1 0,-1 1 0,1-1 0,5-3 0,4-4 0,1-1 0,-2-1 0,1 0 0,15-18 0,41-56 0,-60 74 0,17-24 0,-1-1 0,-1-2 0,25-53 0,-39 66 0,0 0 0,-1 0 0,-2-1 0,-1 1 0,-1-2 0,4-48 0,-6 2 0,-12-122 0,8 186 0,-1 0 0,0 0 0,0 0 0,-1 0 0,0 0 0,-5-9 0,5 14 0,1-1 0,-1 1 0,1 0 0,-1 0 0,-1 0 0,1 0 0,0 1 0,-1-1 0,0 1 0,0 0 0,0 0 0,0 0 0,-5-2 0,7 4 0,0 1 0,0-1 0,0 1 0,0 0 0,0-1 0,0 1 0,1 0 0,-1 0 0,0 0 0,0 0 0,0 0 0,0 1 0,0-1 0,0 0 0,0 1 0,1-1 0,-1 1 0,0 0 0,0 0 0,1 0 0,-1 0 0,0 0 0,1 0 0,-1 0 0,1 0 0,0 1 0,-1-1 0,1 1 0,0-1 0,0 1 0,0-1 0,-2 4 0,-4 5 0,1 1 0,1 0 0,-9 21 0,13-27 0,-10 26 0,2 0 0,1 1 0,2 0 0,1 1 0,2-1 0,0 1 0,3-1 0,1 1 0,1 0 0,1-1 0,2 1 0,2-1 0,1-1 0,1 1 0,1-1 0,2-1 0,18 33 0,-22-50 0,0 0 0,1-1 0,0-1 0,17 18 0,-4-5 0,-19-20 0,0 0 0,0 1 0,0-1 0,-1 1 0,0 0 0,0 0 0,0 0 0,-1 0 0,1 0 0,-1 0 0,-1 0 0,1 0 0,-1 0 0,1 1 0,-2-1 0,0 8 0,1-6 0,0 1 0,0-1 0,0 0 0,1 1 0,0-1 0,1 0 0,2 9 0,-2-13 0,0 0 0,0 0 0,0 0 0,1 0 0,-1 0 0,1 0 0,0-1 0,0 1 0,0-1 0,0 0 0,0 0 0,0 0 0,0-1 0,1 1 0,5 1 0,3 2 0,1-1 0,0-1 0,14 3 0,-2-4-296,45-1-1,-58-1-475,3 0-6054</inkml:trace>
+  <inkml:trace contextRef="#ctx0" brushRef="#br0" timeOffset="3359.34">3351 1359 24575,'1'-20'0,"-1"10"0,1 1 0,-1-1 0,-1 1 0,-2-13 0,2 19 0,1 1 0,-1 0 0,0 0 0,1 0 0,-1 0 0,0 0 0,0 0 0,-1 0 0,1 0 0,0 0 0,-1 1 0,1-1 0,-1 0 0,1 1 0,-1-1 0,0 1 0,0 0 0,1 0 0,-1-1 0,0 1 0,0 0 0,0 0 0,-4 0 0,-5-2 0,0 0 0,0 1 0,-1 1 0,1 0 0,0 0 0,-17 2 0,23 0 0,-1-1 0,1 1 0,0 0 0,-1 0 0,1 1 0,0-1 0,-1 1 0,1 0 0,0 1 0,0-1 0,1 1 0,-1 0 0,1 1 0,-1-1 0,-3 5 0,-1 2 0,1 0 0,0 1 0,0 0 0,1 1 0,1 0 0,0 0 0,1 0 0,0 1 0,1-1 0,0 1 0,1 0 0,1 0 0,0 1 0,1-1 0,0 18 0,1-29 0,0 1 0,0 0 0,1 0 0,0-1 0,-1 1 0,1 0 0,0-1 0,0 1 0,1 0 0,-1-1 0,0 1 0,1-1 0,-1 0 0,1 0 0,0 1 0,0-1 0,0 0 0,2 1 0,0 0 0,0-1 0,-1 0 0,1 0 0,0-1 0,0 1 0,0-1 0,0 0 0,0 0 0,1 0 0,7 0 0,6-1 0,1-1 0,-1-1 0,0 0 0,25-7 0,-41 9 0,8-3 0,143-36 0,-133 33 0,-1-1 0,0-1 0,0-1 0,-1-1 0,28-19 0,-43 26 0,0 0 0,0-1 0,0 1 0,0-1 0,-1 0 0,1 1 0,-1-1 0,0 0 0,0-1 0,0 1 0,-1 0 0,0 0 0,1-1 0,-2 1 0,1-1 0,0-7 0,0-3 0,-1 1 0,0-1 0,-1 1 0,-4-15 0,4 24 0,-1 0 0,1 0 0,-1 0 0,-1 1 0,1-1 0,-1 0 0,1 1 0,-1 0 0,-1 0 0,1 0 0,0 0 0,-1 0 0,0 1 0,0 0 0,0-1 0,0 1 0,-1 1 0,1-1 0,-1 1 0,-7-3 0,-2-1 0,-1 1 0,1 0 0,-1 2 0,0-1 0,-28-1 0,32 4 0,-1 0 0,1 1 0,0 1 0,0 0 0,-1 0 0,-18 6 0,26-6 0,0 0 0,0 1 0,1 0 0,-1 0 0,1 0 0,0 0 0,-1 0 0,1 1 0,0-1 0,1 1 0,-1 0 0,0 0 0,1 0 0,-1 0 0,1 0 0,0 1 0,0-1 0,0 1 0,1-1 0,-1 1 0,1 0 0,-2 7 0,1 4-1365,0-2-5461</inkml:trace>
+  <inkml:trace contextRef="#ctx0" brushRef="#br0" timeOffset="4390.6">3228 1305 24575,'2'-5'0,"0"0"0,0-1 0,0 1 0,0 1 0,1-1 0,0 0 0,0 0 0,5-5 0,19-26 0,-10 12 0,1 0 0,1 2 0,1 0 0,38-33 0,-33 36 0,-7 4 0,25-16 0,-39 29 0,1-1 0,0 0 0,0 1 0,-1 0 0,1 0 0,1 1 0,-1-1 0,0 1 0,0 0 0,0 0 0,7 0 0,-10 2 0,1-1 0,0 1 0,0 0 0,-1 0 0,1 0 0,-1 0 0,1 0 0,-1 0 0,1 1 0,-1-1 0,1 1 0,-1-1 0,0 1 0,0 0 0,0 0 0,0 0 0,-1 0 0,1 1 0,0-1 0,-1 0 0,1 1 0,-1-1 0,0 1 0,0-1 0,1 6 0,2 3 0,-1 1 0,0-1 0,-1 1 0,2 20 0,-3 1 0,0 0 0,-2 1 0,-2-1 0,-1 0 0,-2-1 0,-14 52 0,12-69 0,3-11 0,4-6 0,0 1 0,1 0 0,-1 0 0,1-1 0,-1 1 0,1 0 0,0-1 0,-1 1 0,1-1 0,0 1 0,0 0 0,0-1 0,0 1 0,0-1 0,1-2 0,1-23 0,1 0 0,2 1 0,0-1 0,2 1 0,1 0 0,1 1 0,1 0 0,21-36 0,-30 58 0,1 0 0,-1 1 0,1 0 0,0-1 0,0 1 0,0 0 0,1 0 0,-1 0 0,0 0 0,1 0 0,-1 0 0,4-1 0,-5 3 0,-1 0 0,1-1 0,0 1 0,0 0 0,-1 0 0,1 0 0,0 0 0,0 0 0,-1 0 0,1 0 0,0 0 0,0 0 0,-1 0 0,1 1 0,0-1 0,0 0 0,-1 0 0,1 1 0,1 0 0,-1 0 0,0 0 0,1 0 0,-1 0 0,0 0 0,0 1 0,0-1 0,0 1 0,0-1 0,0 0 0,0 1 0,0 3 0,3 6 0,0 1 0,-1 0 0,-1 0 0,0 0 0,1 20 0,-4 63 0,1-76 0,2-33 0,2-1 0,0 0 0,8-17 0,24-61 0,-31 82 0,16-34 0,-19 42 0,-1 0 0,1 0 0,0 0 0,0 1 0,0-1 0,0 1 0,1 0 0,-1-1 0,1 1 0,-1 0 0,6-3 0,-7 5 0,-1 0 0,1 0 0,-1-1 0,1 1 0,0 0 0,-1 0 0,1 0 0,-1 0 0,1 0 0,0 0 0,-1 0 0,1 0 0,-1 0 0,1 0 0,-1 1 0,1-1 0,0 0 0,-1 0 0,1 1 0,-1-1 0,1 0 0,-1 0 0,1 1 0,-1-1 0,1 1 0,-1-1 0,1 0 0,-1 1 0,0-1 0,1 1 0,-1-1 0,0 1 0,1-1 0,-1 1 0,0-1 0,0 1 0,1-1 0,-1 1 0,0 1 0,6 24 0,9 170 0,-13-77-93,-3-81-1179,1-23-5554</inkml:trace>
+  <inkml:trace contextRef="#ctx0" brushRef="#br0" timeOffset="5015.6">4056 1588 24575,'4'0'0,"0"0"0,0 0 0,0-1 0,0 1 0,0-1 0,0 0 0,0 0 0,-1 0 0,1-1 0,0 1 0,-1-1 0,1 0 0,-1 0 0,1 0 0,-1-1 0,3-2 0,-2 1 0,0-1 0,-1 1 0,1-1 0,-1 0 0,-1 1 0,1-1 0,-1-1 0,1 1 0,-2 0 0,3-8 0,0-10 0,0-1 0,-2 0 0,-1 0 0,-2-33 0,0 33 0,1 12 0,0 0 0,-1 0 0,0 1 0,-1-1 0,-4-13 0,5 23 0,1 0 0,-1 0 0,0 0 0,0 0 0,0 0 0,0 0 0,0 0 0,-1 0 0,1 0 0,0 0 0,-1 1 0,0-1 0,1 1 0,-1-1 0,0 1 0,0-1 0,1 1 0,-1 0 0,0 0 0,0 0 0,-1 0 0,1 0 0,0 1 0,0-1 0,0 0 0,0 1 0,-1 0 0,1 0 0,0-1 0,-1 1 0,1 1 0,0-1 0,0 0 0,-4 1 0,-3 1 0,0 1 0,0 0 0,0 1 0,0 0 0,1 0 0,-1 1 0,1 0 0,0 0 0,1 1 0,-1 0 0,1 1 0,0-1 0,1 1 0,-1 1 0,2-1 0,-1 1 0,1 0 0,0 0 0,0 0 0,1 1 0,1 0 0,-4 10 0,6-16 0,1 1 0,0-1 0,-1 0 0,1 0 0,0 1 0,1-1 0,-1 0 0,1 0 0,-1 0 0,1 0 0,0 1 0,0-1 0,0 0 0,1 0 0,1 3 0,0-1 0,1-1 0,-1 1 0,1-1 0,0 0 0,0 0 0,0 0 0,1 0 0,6 3 0,-4-2 0,1 0 0,0-1 0,0-1 0,1 1 0,-1-1 0,1 0 0,0-1 0,0 0 0,0-1 0,17 2 0,-24-3-23,-1 0 1,1-1-1,-1 1 0,1 0 0,-1 0 1,1-1-1,-1 1 0,1-1 0,-1 1 1,1-1-1,-1 1 0,1-1 0,-1 0 1,0 0-1,1 0 0,-1 0 0,0 0 1,0 0-1,0 0 0,0 0 0,0 0 1,0-1-1,0 1 0,0 0 0,0-1 1,-1 1-1,1-1 0,0 1 0,-1 0 1,1-1-1,-1 0 0,0 1 0,1-1 1,-1 1-1,0-1 0,0 1 0,0-1 1,0 1-1,0-1 0,-1 0 0,1 1 1,0-1-1,-1 1 0,1-1 0,-1 1 1,1-1-1,-1 1 0,0 0 0,0-1 0,0 1 1,0 0-1,1-1 0,-2 1 0,1 0 1,0 0-1,0 0 0,0 0 0,0 0 1,-3-1-1,-8-3-6803</inkml:trace>
+  <inkml:trace contextRef="#ctx0" brushRef="#br0" timeOffset="5312.47">4075 1394 24575,'0'-3'0,"3"-4"0,7-4 0,5-6 0,3-3 0,1-1 0,-3 0 0,0 1 0,-1 3 0,-2 2 0,-1 0 0,-2 3-8191</inkml:trace>
+  <inkml:trace contextRef="#ctx0" brushRef="#br0" timeOffset="7140.59">4763 776 24575,'7'19'0,"-7"-17"0,0 0 0,1 0 0,-1 1 0,1-1 0,0 0 0,0 0 0,0 0 0,0 0 0,0 0 0,0-1 0,1 1 0,2 3 0,-4-5 0,0 0 0,0 0 0,1 0 0,-1 0 0,0 0 0,0 0 0,1 0 0,-1 0 0,0 0 0,0 0 0,1 0 0,-1 0 0,0 0 0,0 0 0,1-1 0,-1 1 0,0 0 0,0 0 0,0 0 0,1 0 0,-1 0 0,0-1 0,0 1 0,0 0 0,1 0 0,-1 0 0,0-1 0,0 1 0,0 0 0,0 0 0,0 0 0,0-1 0,1 1 0,-1 0 0,0 0 0,0-1 0,0 1 0,0 0 0,0 0 0,0-1 0,0 1 0,0 0 0,0-1 0,3-14 0,4-132 0,-5 52 0,4 19 0,25-121 0,-19 144 0,2 2 0,3 0 0,26-56 0,-29 87 0,-14 19 0,0 1 0,0 0 0,1-1 0,-1 1 0,0 0 0,1 0 0,-1-1 0,0 1 0,1 0 0,-1 0 0,0 0 0,1-1 0,-1 1 0,0 0 0,1 0 0,-1 0 0,1 0 0,-1 0 0,0 0 0,1 0 0,-1 0 0,1 0 0,-1 0 0,0 0 0,1 0 0,-1 0 0,1 0 0,-1 1 0,2 1 0,0 0 0,0 0 0,-1 0 0,1 0 0,-1 1 0,1-1 0,-1 1 0,0-1 0,0 1 0,0 0 0,0-1 0,-1 1 0,1 3 0,18 78 0,13 131 0,-11 90 0,-14 179 0,-7-596 0,2-55 0,67-325 0,-30 267 0,-19 112 0,-16 102 0,-2 10 0,1 17 0,1 283 0,-6-171 0,0 836 0,2-952 0,2 48 0,-2-55 0,1 1 0,0-1 0,0 1 0,1-1 0,-1 1 0,1-1 0,0 0 0,4 6 0,-5-10 0,0 1 0,0-1 0,1 1 0,-1-1 0,0 0 0,1 0 0,-1 0 0,1 1 0,-1-1 0,1-1 0,0 1 0,-1 0 0,1 0 0,0-1 0,0 1 0,-1-1 0,1 1 0,0-1 0,0 0 0,0 0 0,0 0 0,-1 0 0,1 0 0,0 0 0,0 0 0,0-1 0,0 1 0,-1 0 0,1-1 0,0 0 0,2 0 0,2-2 0,1 0 0,-1 0 0,0-1 0,0 1 0,0-1 0,10-10 0,-4 2 0,0-1 0,-1-1 0,0 0 0,-1-1 0,9-17 0,35-84 0,-3 8 0,-51 107 0,0 1 0,1-1 0,-1 1 0,0 0 0,0-1 0,0 1 0,0-1 0,1 1 0,-1 0 0,0-1 0,0 1 0,0 0 0,1-1 0,-1 1 0,0 0 0,1-1 0,-1 1 0,0 0 0,1 0 0,-1-1 0,0 1 0,1 0 0,-1 0 0,1 0 0,-1-1 0,0 1 0,1 0 0,-1 0 0,1 0 0,-1 0 0,1 0 0,-1 0 0,1 0 0,-1 0 0,0 0 0,1 0 0,-1 0 0,1 0 0,-1 0 0,0 0 0,1 1 0,-1-1 0,1 0 0,-1 0 0,0 0 0,1 1 0,-1-1 0,1 0 0,-1 0 0,0 1 0,0-1 0,1 0 0,-1 1 0,0-1 0,1 0 0,-1 1 0,0-1 0,0 1 0,0-1 0,1 0 0,-1 1 0,0-1 0,0 1 0,0-1 0,0 0 0,0 1 0,12 36 0,-10-31 0,10 42 0,-2-10 0,1 1 0,22 50 0,-25-71-1365,-1-3-5461</inkml:trace>
+  <inkml:trace contextRef="#ctx0" brushRef="#br0" timeOffset="7437.55">5591 1041 24575,'-3'-3'0,"-1"2"0,0 8 0,1 1-8191</inkml:trace>
+  <inkml:trace contextRef="#ctx0" brushRef="#br0" timeOffset="7999.96">5981 1288 24575,'-3'0'0,"-1"0"0,0 0 0,0 1 0,1 0 0,-1-1 0,1 1 0,-1 0 0,1 1 0,-1-1 0,1 1 0,-1-1 0,1 1 0,0 0 0,0 0 0,0 0 0,0 1 0,0-1 0,1 1 0,-1 0 0,1-1 0,0 1 0,0 0 0,-1 0 0,2 1 0,-1-1 0,0 0 0,1 1 0,0-1 0,-1 1 0,1-1 0,0 7 0,-2 4 0,1 0 0,1 0 0,1 0 0,0 0 0,0 0 0,2 0 0,2 16 0,-1-19 12,0-1 0,0 0 0,1 0 0,0 0 0,1 0 0,0 0 0,0-1 0,1 0 0,10 12 0,-11-15-111,0-1 0,0 1 0,1-1 0,-1 0 0,1 0 0,0-1 0,1 0 0,-1 0 0,1 0 0,0-1 0,0 0 0,0 0 0,0-1 0,9 2 0,1-2-6727</inkml:trace>
+  <inkml:trace contextRef="#ctx0" brushRef="#br0" timeOffset="8552.06">6296 1588 24575,'2'-3'0,"0"0"0,0 1 0,0-1 0,0-1 0,-1 1 0,1 0 0,-1 0 0,0 0 0,0-1 0,0 1 0,-1-1 0,1-6 0,0-47 0,-1 39 0,0 12 0,-1 0 0,0 0 0,-1 1 0,1-1 0,-1 0 0,0 0 0,0 1 0,-1 0 0,0-1 0,0 1 0,0 0 0,0 0 0,-7-7 0,7 9 0,0-1 0,0 1 0,0 0 0,0 1 0,0-1 0,-1 0 0,1 1 0,-1 0 0,0 0 0,1 0 0,-1 0 0,0 1 0,0-1 0,0 1 0,0 0 0,-1 0 0,1 1 0,0-1 0,-8 1 0,10 0 0,1 1 0,-1-1 0,1 1 0,0-1 0,-1 1 0,1 0 0,-1-1 0,1 1 0,0 0 0,0 0 0,-1 0 0,1 0 0,0 0 0,0 0 0,0 1 0,0-1 0,0 0 0,1 0 0,-1 1 0,0-1 0,0 0 0,1 1 0,-1-1 0,1 1 0,0-1 0,-1 1 0,1-1 0,0 1 0,0 2 0,-1 6 0,0 1 0,1-1 0,2 14 0,-2-12 0,0-9 0,0-1 0,0 1 0,1-1 0,-1 1 0,0-1 0,1 1 0,0-1 0,-1 1 0,1-1 0,0 0 0,0 0 0,1 1 0,-1-1 0,0 0 0,1 0 0,-1 0 0,1 0 0,-1 0 0,3 1 0,-1-1 0,1 0 0,-1-1 0,1 1 0,-1-1 0,1 0 0,-1 0 0,1 0 0,-1-1 0,1 1 0,0-1 0,0 0 0,5 0 0,-7 0-59,1 0 0,0 0-1,0 0 1,-1 0-1,1 0 1,0 0 0,-1-1-1,1 1 1,0-1 0,-1 0-1,1 0 1,-1 0 0,1 0-1,-1 0 1,0-1-1,1 1 1,-1-1 0,0 1-1,0-1 1,0 0 0,0 0-1,3-3 1,-1-6-6767</inkml:trace>
+  <inkml:trace contextRef="#ctx0" brushRef="#br0" timeOffset="9148.94">6227 1411 24575,'3'0'0,"1"-1"0,-1 0 0,0 1 0,0-1 0,0 0 0,0 0 0,0-1 0,0 1 0,0-1 0,-1 0 0,1 1 0,0-1 0,-1 0 0,1 0 0,3-5 0,5-6 0,18-25 0,-15 19 0,14-19 0,-2 0 0,35-68 0,-49 81 0,-2-1 0,0-1 0,-2 1 0,0-1 0,6-48 0,-8 19 0,-3 0 0,-2 0 0,-2 0 0,-15-95 0,12 129 0,-11-32 0,13 49 0,0-1 0,0 1 0,0 0 0,-1 0 0,0 0 0,0 0 0,0 1 0,0-1 0,-1 1 0,0 0 0,-5-6 0,8 10 0,0-1 0,0 1 0,1 0 0,-1-1 0,0 1 0,0 0 0,0 0 0,0-1 0,1 1 0,-1 0 0,0 0 0,0 0 0,0 0 0,0 0 0,0 0 0,1 0 0,-1 0 0,0 0 0,0 1 0,0-1 0,0 0 0,1 1 0,-1-1 0,0 0 0,0 1 0,1-1 0,-1 1 0,0-1 0,1 1 0,-1-1 0,0 1 0,1 0 0,-1-1 0,1 1 0,-1 0 0,1-1 0,-1 1 0,1 0 0,-1 0 0,1-1 0,0 2 0,-17 38 0,16-37 0,-8 31 0,0 0 0,3 0 0,1 1 0,1 0 0,2 0 0,2 0 0,1 0 0,1 0 0,2 0 0,16 62 0,-12-68 0,1 0 0,1-1 0,2 0 0,0-1 0,2 0 0,1-1 0,1-1 0,2 0 0,0-1 0,1-1 0,2-1 0,0-1 0,26 20 0,-15-20 0,0-1 0,2-2 0,48 20 0,-36-18 0,-1-2-1365,-28-13-5461</inkml:trace>
+  <inkml:trace contextRef="#ctx0" brushRef="#br0" timeOffset="9648.94">7091 1500 24575,'1'-67'0,"-2"-73"0,1 137 0,0 0 0,-1 0 0,1 1 0,-1-1 0,1 0 0,-1 1 0,0-1 0,0 0 0,0 1 0,-1-1 0,1 1 0,0 0 0,-1-1 0,0 1 0,1 0 0,-1 0 0,-2-2 0,2 3 0,0-1 0,0 1 0,0 0 0,0 0 0,0 0 0,0 1 0,0-1 0,-1 0 0,1 1 0,0-1 0,0 1 0,-1 0 0,1 0 0,0 0 0,0 0 0,-1 0 0,1 0 0,0 1 0,0-1 0,0 1 0,-4 1 0,0 1 0,-1 0 0,0 0 0,1 1 0,0 0 0,0 0 0,0 1 0,1-1 0,-1 1 0,1 0 0,0 1 0,1 0 0,-1-1 0,1 1 0,0 1 0,0-1 0,1 1 0,0-1 0,-4 14 0,0 1 0,1 0 0,1 1 0,1 0 0,1 0 0,0 23 0,2-34 0,0-2 0,1 1 0,0 0 0,1 0 0,1 12 0,-1-20 0,-1 0 0,1 0 0,-1 0 0,1 0 0,-1-1 0,1 1 0,0 0 0,0-1 0,0 1 0,0 0 0,0-1 0,0 1 0,0-1 0,1 1 0,-1-1 0,1 0 0,-1 0 0,1 0 0,-1 0 0,1 0 0,-1 0 0,1 0 0,0 0 0,0 0 0,-1-1 0,1 1 0,0-1 0,3 1 0,11 0-1365,-2-2-5461</inkml:trace>
+  <inkml:trace contextRef="#ctx0" brushRef="#br0" timeOffset="10086.37">7020 1555 24575,'3'-1'0,"0"-1"0,-1 1 0,1-1 0,-1 1 0,0-1 0,0 0 0,1 0 0,-1 0 0,0-1 0,-1 1 0,4-5 0,2-1 0,24-28 0,-21 23 0,1 0 0,22-20 0,-26 27 0,1 1 0,-1 0 0,1 0 0,-1 1 0,1-1 0,1 2 0,-1-1 0,0 1 0,1 0 0,0 1 0,-1 0 0,1 1 0,0-1 0,0 2 0,0-1 0,10 2 0,-11-1 0,0 0 0,1 0 0,-1 1 0,0 1 0,0-1 0,0 1 0,11 4 0,-15-4 0,0 0 0,-1 1 0,1-1 0,0 1 0,-1 0 0,0 0 0,1 0 0,-1 0 0,0 0 0,0 1 0,-1-1 0,1 1 0,-1 0 0,0 0 0,2 5 0,2 5 0,-1 1 0,-1-1 0,0 1 0,-1 0 0,2 29 0,-3-10 0,-5 53 0,3-83 0,0 0 0,-1 0 0,1 0 0,-1 0 0,0 0 0,0 0 0,-1 0 0,1 0 0,-1 0 0,0-1 0,0 1 0,-3 4 0,3-6 0,0 0 0,0 0 0,-1 0 0,1-1 0,0 1 0,-1-1 0,1 1 0,-1-1 0,0 0 0,1 0 0,-1 0 0,0 0 0,1-1 0,-1 1 0,0-1 0,0 1 0,0-1 0,-4 0 0,-66-5-1365,58 4-5461</inkml:trace>
+</inkml:ink>
+</file>
+
 <file path=word/theme/theme1.xml><?xml version="1.0" encoding="utf-8"?>
 <a:theme xmlns:a="http://schemas.openxmlformats.org/drawingml/2006/main" name="Tema di Office">
   <a:themeElements>
@@ -3246,4 +3583,16 @@
     </a:ext>
   </a:extLst>
 </a:theme>
+</file>
+
+<file path=customXml/item1.xml><?xml version="1.0" encoding="utf-8"?>
+<b:Sources xmlns:b="http://schemas.openxmlformats.org/officeDocument/2006/bibliography" xmlns="http://schemas.openxmlformats.org/officeDocument/2006/bibliography" SelectedStyle="\APASixthEditionOfficeOnline.xsl" StyleName="APA" Version="6"/>
+</file>
+
+<file path=customXml/itemProps1.xml><?xml version="1.0" encoding="utf-8"?>
+<ds:datastoreItem xmlns:ds="http://schemas.openxmlformats.org/officeDocument/2006/customXml" ds:itemID="{96A3821F-E039-4327-85E3-C8AE0A4C097D}">
+  <ds:schemaRefs>
+    <ds:schemaRef ds:uri="http://schemas.openxmlformats.org/officeDocument/2006/bibliography"/>
+  </ds:schemaRefs>
+</ds:datastoreItem>
 </file>